--- a/Volume 1/Chapter 09 - Memory Management/SPA_Vol1_Ch9_Lesson9_3a_malloc_and_new_EXTENDED.docx
+++ b/Volume 1/Chapter 09 - Memory Management/SPA_Vol1_Ch9_Lesson9_3a_malloc_and_new_EXTENDED.docx
@@ -496,10 +496,11 @@
         <w:pStyle w:val="ListBullet"/>
       </w:pPr>
       <w:r>
-        <w:t>The Production-Minded version adds allocate_ports(count) (Solidity allocatePorts), which returns the no-value when the memory cannot be given, and a huge request through it that prints Huge request: refused. Erlang cannot recover from a failed allocation, so its program prints Huge request: not attempted (Erlang stops the runtime when memory runs out) instead, and it also prints Runtime memory: N bytes from erlang:memory(total), whose number differs on every run; those are the two lines that differ, and the</w:t>
-      </w:r>
-      <w:r>
-        <w:t xml:space="preserve"> Erlang section shows them.</w:t>
+        <w:t xml:space="preserve">The Production-Minded version adds allocate_ports(count) (Solidity allocatePorts), which returns the no-value when the memory cannot be given, and a huge request through it that prints Huge request: refused. Erlang cannot recover from a failed allocation, so its program prints Huge request: not attempted (Erlang stops the runtime when memory runs out) instead, and it also prints Runtime memory: N bytes from </w:t>
+      </w:r>
+      <w:r>
+        <w:lastRenderedPageBreak/>
+        <w:t>erlang:memory(total), whose number differs on every run; those are the two lines that differ, and the Erlang section shows them.</w:t>
       </w:r>
     </w:p>
     <w:p>
@@ -882,7 +883,7 @@
         <w:keepNext/>
       </w:pPr>
       <w:r>
-        <w:t>[profile.default]</w:t>
+        <w:t>[profile.default]  # Remember, the settings forge uses by default.</w:t>
       </w:r>
     </w:p>
     <w:p>
@@ -1361,6 +1362,7 @@
         <w:pStyle w:val="SourceCode"/>
       </w:pPr>
       <w:r>
+        <w:lastRenderedPageBreak/>
         <w:t>; HeapAlloc's flags: HEAP_ZERO_MEMORY, the number 8, asks Windows to fill</w:t>
       </w:r>
     </w:p>
@@ -1393,15 +1395,15 @@
         <w:pStyle w:val="SourceCode"/>
       </w:pPr>
       <w:r>
-        <w:t>; The record's layout, as in Lesson 2.9a: a 32-byte hostname at offset</w:t>
-      </w:r>
-    </w:p>
-    <w:p>
-      <w:pPr>
-        <w:pStyle w:val="SourceCode"/>
-      </w:pPr>
-      <w:r>
-        <w:t>; 0 and a 4-byte port at offset 32, so one record is 36 bytes.</w:t>
+        <w:t>; The record's layout, as in Lesson 9.2a but with a 4-byte port: a 32-byte</w:t>
+      </w:r>
+    </w:p>
+    <w:p>
+      <w:pPr>
+        <w:pStyle w:val="SourceCode"/>
+      </w:pPr>
+      <w:r>
+        <w:t>; hostname at offset 0 and the port at offset 32, so one record is 36 bytes.</w:t>
       </w:r>
     </w:p>
     <w:p>
@@ -3245,15 +3247,15 @@
         <w:pStyle w:val="SourceCode"/>
       </w:pPr>
       <w:r>
-        <w:t>; The record's layout, as in Lesson 2.9a: a 32-byte hostname at offset</w:t>
-      </w:r>
-    </w:p>
-    <w:p>
-      <w:pPr>
-        <w:pStyle w:val="SourceCode"/>
-      </w:pPr>
-      <w:r>
-        <w:t>; 0 and a 4-byte port at offset 32, so one record is 36 bytes.</w:t>
+        <w:t>; The record's layout, as in Lesson 9.2a but with a 4-byte port: a 32-byte</w:t>
+      </w:r>
+    </w:p>
+    <w:p>
+      <w:pPr>
+        <w:pStyle w:val="SourceCode"/>
+      </w:pPr>
+      <w:r>
+        <w:t>; hostname at offset 0 and the port at offset 32, so one record is 36 bytes.</w:t>
       </w:r>
     </w:p>
     <w:p>
@@ -3891,7 +3893,7 @@
         <w:pStyle w:val="SourceCode"/>
       </w:pPr>
       <w:r>
-        <w:t xml:space="preserve">    ; r12 keeps the ports' address and r13 the record's address.</w:t>
+        <w:t xml:space="preserve">    ; r12 keeps the ports' address, r13 the record's; rbx's push aligns rsp.</w:t>
       </w:r>
     </w:p>
     <w:p>
@@ -9291,15 +9293,15 @@
         <w:keepNext/>
       </w:pPr>
       <w:r>
-        <w:t>// comparison gives (Less, Equal, or Greater), and size_of reports how</w:t>
-      </w:r>
-    </w:p>
-    <w:p>
-      <w:pPr>
-        <w:pStyle w:val="SourceCode"/>
-      </w:pPr>
-      <w:r>
-        <w:t>// many bytes a type takes, as C's sizeof does.</w:t>
+        <w:t>// comparison gives (Less, Equal, or Greater), and size_of comes from</w:t>
+      </w:r>
+    </w:p>
+    <w:p>
+      <w:pPr>
+        <w:pStyle w:val="SourceCode"/>
+      </w:pPr>
+      <w:r>
+        <w:t>// std::mem.</w:t>
       </w:r>
     </w:p>
     <w:p>
@@ -9556,23 +9558,23 @@
         <w:pStyle w:val="SourceCode"/>
       </w:pPr>
       <w:r>
-        <w:t xml:space="preserve">    // to 65535, exactly the range of a port number. size_of::&lt;u16&gt;()</w:t>
-      </w:r>
-    </w:p>
-    <w:p>
-      <w:pPr>
-        <w:pStyle w:val="SourceCode"/>
-      </w:pPr>
-      <w:r>
-        <w:t xml:space="preserve">    // asks Rust how many bytes one u16 takes: 2. The ::&lt;u16&gt; names the</w:t>
-      </w:r>
-    </w:p>
-    <w:p>
-      <w:pPr>
-        <w:pStyle w:val="SourceCode"/>
-      </w:pPr>
-      <w:r>
-        <w:t xml:space="preserve">    // type the function measures.</w:t>
+        <w:t xml:space="preserve">    // to 65535, exactly the range of a port number. Remember,</w:t>
+      </w:r>
+    </w:p>
+    <w:p>
+      <w:pPr>
+        <w:pStyle w:val="SourceCode"/>
+      </w:pPr>
+      <w:r>
+        <w:t xml:space="preserve">    // size_of::&lt;T&gt;() gives the bytes one T takes: 2 for a u16, so the</w:t>
+      </w:r>
+    </w:p>
+    <w:p>
+      <w:pPr>
+        <w:pStyle w:val="SourceCode"/>
+      </w:pPr>
+      <w:r>
+        <w:t xml:space="preserve">    // request is PORT_COUNT * port_bytes bytes.</w:t>
       </w:r>
     </w:p>
     <w:p>
@@ -12510,7 +12512,7 @@
         <w:pStyle w:val="SourceCode"/>
       </w:pPr>
       <w:r>
-        <w:t>%% Remember, a binary comprehension reads 16 bits at a time.</w:t>
+        <w:t>%% Remember, a binary generator, &lt;&lt;Port:16&gt;&gt; &lt;= Ports, reads 16 bits at a time.</w:t>
       </w:r>
     </w:p>
     <w:p>
@@ -15442,15 +15444,15 @@
         <w:pStyle w:val="SourceCode"/>
       </w:pPr>
       <w:r>
-        <w:t xml:space="preserve">        // Panic 0x41, but this call goes on: catch turns the failure into</w:t>
-      </w:r>
-    </w:p>
-    <w:p>
-      <w:pPr>
-        <w:pStyle w:val="SourceCode"/>
-      </w:pPr>
-      <w:r>
-        <w:t xml:space="preserve">        // false, and the program decides what to do.</w:t>
+        <w:t xml:space="preserve">        // Panic 0x41, but catch turns it into false, and the program goes</w:t>
+      </w:r>
+    </w:p>
+    <w:p>
+      <w:pPr>
+        <w:pStyle w:val="SourceCode"/>
+      </w:pPr>
+      <w:r>
+        <w:t xml:space="preserve">        // on. Remember, the empty place after the comma drops the array.</w:t>
       </w:r>
     </w:p>
     <w:p>
@@ -17112,31 +17114,31 @@
       </w:rPr>
     </w:lvl>
   </w:abstractNum>
-  <w:num w:numId="1" w16cid:durableId="1365867701">
+  <w:num w:numId="1" w16cid:durableId="858815331">
     <w:abstractNumId w:val="8"/>
   </w:num>
-  <w:num w:numId="2" w16cid:durableId="737167121">
+  <w:num w:numId="2" w16cid:durableId="118576444">
     <w:abstractNumId w:val="6"/>
   </w:num>
-  <w:num w:numId="3" w16cid:durableId="861361248">
+  <w:num w:numId="3" w16cid:durableId="652411907">
     <w:abstractNumId w:val="5"/>
   </w:num>
-  <w:num w:numId="4" w16cid:durableId="1177619712">
+  <w:num w:numId="4" w16cid:durableId="431433069">
     <w:abstractNumId w:val="4"/>
   </w:num>
-  <w:num w:numId="5" w16cid:durableId="1481119608">
+  <w:num w:numId="5" w16cid:durableId="39791239">
     <w:abstractNumId w:val="7"/>
   </w:num>
-  <w:num w:numId="6" w16cid:durableId="76556904">
+  <w:num w:numId="6" w16cid:durableId="281154917">
     <w:abstractNumId w:val="3"/>
   </w:num>
-  <w:num w:numId="7" w16cid:durableId="487523894">
+  <w:num w:numId="7" w16cid:durableId="1360937853">
     <w:abstractNumId w:val="2"/>
   </w:num>
-  <w:num w:numId="8" w16cid:durableId="1538812063">
+  <w:num w:numId="8" w16cid:durableId="1252934493">
     <w:abstractNumId w:val="1"/>
   </w:num>
-  <w:num w:numId="9" w16cid:durableId="1739085928">
+  <w:num w:numId="9" w16cid:durableId="435097697">
     <w:abstractNumId w:val="0"/>
   </w:num>
 </w:numbering>
